--- a/out/Письмо_заказчику_возражения_по_КП_на_бланке.docx
+++ b/out/Письмо_заказчику_возражения_по_КП_на_бланке.docx
@@ -169,7 +169,7 @@
         <w:rPr>
           <w:b w:val="0"/>
         </w:rPr>
-        <w:t>Работы на 3, 7–9 этажах выполняются по Договору подряда № СПБ-ГАЗЭ/ОВ/7-9 от 19.06.2026 в редакции Дополнительного соглашения № 1 от 27.07.2026 (далее — ДС № 1). ДС № 1 подписано сторонами через ЭДО «Контур.Диадок» 04.08.2026. Цены на эти работы установлены в Приложении № 1 к ДС № 1.</w:t>
+        <w:t>Работы на 3, 7–9 этажах выполняются по Договору подряда № СПБ-ГАЗЭ/ОВ/7-9 от 19.06.2026 в редакции Дополнительного соглашения № 1 от 27.07.2026 (далее – ДС № 1). ДС № 1 подписано сторонами через ЭДО «Контур.Диадок» 04.08.2026. Цены на эти работы установлены в Приложении № 1 к ДС № 1.</w:t>
       </w:r>
     </w:p>
     <w:p>
@@ -181,7 +181,7 @@
         <w:rPr>
           <w:b w:val="0"/>
         </w:rPr>
-        <w:t>Часть корректировок мы принимаем, в том числе снижение цен по п. 2.9, 2.10, 2.37, 2.38 до уровня ДС № 1. Однако по ряду позиций просим пересмотреть решение. Ниже — позиции и наши обоснования. Суммы указаны без НДС (Подрядчик применяет УСН).</w:t>
+        <w:t>Часть корректировок мы принимаем, в том числе снижение цен по п. 2.9, 2.10, 2.37, 2.38 до уровня ДС № 1. Однако по ряду позиций просим пересмотреть решение. Ниже – позиции и наши обоснования. Суммы указаны без НДС (Подрядчик применяет УСН).</w:t>
       </w:r>
     </w:p>
     <w:p>
@@ -194,7 +194,7 @@
           <w:b/>
           <w:sz w:val="22"/>
         </w:rPr>
-        <w:t>1. Снижение цен, согласованных в ДС № 1 — 1 495 574,98 ₽</w:t>
+        <w:t>1. Снижение цен, согласованных в ДС № 1 – 1 495 574,98 ₽</w:t>
       </w:r>
     </w:p>
     <w:p>
@@ -463,7 +463,7 @@
                 <w:b w:val="0"/>
                 <w:sz w:val="20"/>
               </w:rPr>
-              <w:t>−1 411 000,00</w:t>
+              <w:t>-1 411 000,00</w:t>
             </w:r>
           </w:p>
         </w:tc>
@@ -580,7 +580,7 @@
                 <w:b w:val="0"/>
                 <w:sz w:val="20"/>
               </w:rPr>
-              <w:t>−84 574,98</w:t>
+              <w:t>-84 574,98</w:t>
             </w:r>
           </w:p>
         </w:tc>
@@ -687,7 +687,7 @@
                 <w:b/>
                 <w:sz w:val="20"/>
               </w:rPr>
-              <w:t>−1 495 574,98</w:t>
+              <w:t>-1 495 574,98</w:t>
             </w:r>
           </w:p>
         </w:tc>
@@ -725,7 +725,7 @@
         <w:rPr>
           <w:b w:val="0"/>
         </w:rPr>
-        <w:t xml:space="preserve"> В комментарии указано «по договору». Но по Договору цена этой работы — 665,89 ₽/м²: и в исходном Приложении № 1 (п. 1.12), и в Приложении № 1 к ДС № 1 (п. 1.33).</w:t>
+        <w:t xml:space="preserve"> В комментарии указано «по договору». Но по Договору цена этой работы – 665,89 ₽/м²: и в исходном Приложении № 1 (п. 1.12), и в Приложении № 1 к ДС № 1 (п. 1.33).</w:t>
       </w:r>
     </w:p>
     <w:p>
@@ -774,7 +774,7 @@
           <w:b/>
           <w:sz w:val="22"/>
         </w:rPr>
-        <w:t>2. Позиции, исключённые без обоснования — 1 151 370 ₽</w:t>
+        <w:t>2. Позиции, исключённые без обоснования – 1 151 370 ₽</w:t>
       </w:r>
     </w:p>
     <w:p>
@@ -1718,7 +1718,7 @@
           <w:b/>
           <w:sz w:val="22"/>
         </w:rPr>
-        <w:t>4. Фанкойлы — 589 160 ₽</w:t>
+        <w:t>4. Фанкойлы – 589 160 ₽</w:t>
       </w:r>
     </w:p>
     <w:p>
@@ -2246,7 +2246,7 @@
         <w:rPr>
           <w:b w:val="0"/>
         </w:rPr>
-        <w:t xml:space="preserve"> Кассетный фанкойл — агрегат с вентилятором, теплообменником и отводом конденсата. Его нужно подвесить, выверить по уровню и по сетке потолка, подключить подачу и обратку через арматуру, подключить дренаж и проверить узел на герметичность.</w:t>
+        <w:t xml:space="preserve"> Кассетный фанкойл – агрегат с вентилятором, теплообменником и отводом конденсата. Его нужно подвесить, выверить по уровню и по сетке потолка, подключить подачу и обратку через арматуру, подключить дренаж и проверить узел на герметичность.</w:t>
       </w:r>
     </w:p>
     <w:p>
@@ -2313,7 +2313,7 @@
           <w:b/>
           <w:sz w:val="22"/>
         </w:rPr>
-        <w:t>5. Изоляция воздуховодов, фасонных изделий и трубопроводов — 781 359 ₽</w:t>
+        <w:t>5. Изоляция воздуховодов, фасонных изделий и трубопроводов – 781 359 ₽</w:t>
       </w:r>
     </w:p>
     <w:p>
@@ -4105,7 +4105,7 @@
         <w:rPr>
           <w:b w:val="0"/>
         </w:rPr>
-        <w:t xml:space="preserve"> Изоляция — тяжёлая ручная работа, которая занимает много времени: раскрой, подгонка по месту, проклейка швов и стыков.</w:t>
+        <w:t xml:space="preserve"> Изоляция – тяжёлая ручная работа, которая занимает много времени: раскрой, подгонка по месту, проклейка швов и стыков.</w:t>
       </w:r>
     </w:p>
     <w:p>
@@ -4117,7 +4117,7 @@
         <w:rPr>
           <w:b/>
         </w:rPr>
-        <w:t>Изделия — за штуку, а не за м².</w:t>
+        <w:t>Изделия – за штуку, а не за м².</w:t>
       </w:r>
       <w:r>
         <w:rPr>
@@ -4226,7 +4226,7 @@
           <w:b/>
           <w:sz w:val="22"/>
         </w:rPr>
-        <w:t>6. Дополнительные работы на 3, 7–9 этажах — 204 800 ₽</w:t>
+        <w:t>6. Дополнительные работы на 3, 7–9 этажах – 204 800 ₽</w:t>
       </w:r>
     </w:p>
     <w:p>
@@ -4974,7 +4974,7 @@
         <w:rPr>
           <w:b w:val="0"/>
         </w:rPr>
-        <w:t xml:space="preserve"> Это две операции: демонтаж диффузора из смонтированного потолка и повторный монтаж с подключением и регулировкой. Предложенные 4 800 ₽ — это фактически цена одного монтажа щелевой решётки (4 000 ₽, п. 1.4 Приложения № 1 к ДС № 1), без демонтажа и работы в готовом потолке.</w:t>
+        <w:t xml:space="preserve"> Это две операции: демонтаж диффузора из смонтированного потолка и повторный монтаж с подключением и регулировкой. Предложенные 4 800 ₽ – это фактически цена одного монтажа щелевой решётки (4 000 ₽, п. 1.4 Приложения № 1 к ДС № 1), без демонтажа и работы в готовом потолке.</w:t>
       </w:r>
     </w:p>
     <w:p>
@@ -5010,7 +5010,7 @@
         <w:rPr>
           <w:b w:val="0"/>
         </w:rPr>
-        <w:t xml:space="preserve"> Три операции в два приёма: демонтаж существующего диффузора, временная гибкая подводка, а после зашивки потолка — повторный монтаж диффузора в ГКЛ.</w:t>
+        <w:t xml:space="preserve"> Три операции в два приёма: демонтаж существующего диффузора, временная гибкая подводка, а после зашивки потолка – повторный монтаж диффузора в ГКЛ.</w:t>
       </w:r>
     </w:p>
     <w:p>
@@ -5059,7 +5059,7 @@
           <w:b/>
           <w:sz w:val="22"/>
         </w:rPr>
-        <w:t>7. Новые работы: цены ниже договорных на те же изделия — 94 031,18 ₽</w:t>
+        <w:t>7. Новые работы: цены ниже договорных на те же изделия – 94 031,18 ₽</w:t>
       </w:r>
     </w:p>
     <w:p>
@@ -5071,7 +5071,7 @@
         <w:rPr>
           <w:b w:val="0"/>
         </w:rPr>
-        <w:t>Работы на 10 и 2 этажах — новые, в Договоре их нет. Однако по этим позициям Вы ссылаетесь на договор, а предлагаете цену ниже договорной на то же изделие или ниже Вашей же цены на такую же работу в другом разделе КП. Просим привести расценки к единому уровню.</w:t>
+        <w:t>Работы на 10 и 2 этажах – новые, в Договоре их нет. Однако по этим позициям Вы ссылаетесь на договор, а предлагаете цену ниже договорной на то же изделие или ниже Вашей же цены на такую же работу в другом разделе КП. Просим привести расценки к единому уровню.</w:t>
       </w:r>
     </w:p>
     <w:p>
@@ -5174,7 +5174,7 @@
           <w:b/>
           <w:sz w:val="22"/>
         </w:rPr>
-        <w:t>8. Дымоудаление — 1 028 480 ₽ в отдельное допсоглашение</w:t>
+        <w:t>8. Дымоудаление – 1 028 480 ₽ в отдельное допсоглашение</w:t>
       </w:r>
     </w:p>
     <w:p>
@@ -5230,7 +5230,7 @@
         <w:rPr>
           <w:b w:val="0"/>
         </w:rPr>
-        <w:t>Просим вернуть в КП 4 316 295,16 ₽ по разделам 1, 2 и 4–7, из них 1 495 574,98 ₽ — цены, уже подписанные в ДС № 1. Ещё 1 028 480 ₽ по дымоудалению уходят в отдельное допсоглашение.</w:t>
+        <w:t>Просим вернуть в КП 4 316 295,16 ₽ по разделам 1, 2 и 4–7, из них 1 495 574,98 ₽ – цены, уже подписанные в ДС № 1. Ещё 1 028 480 ₽ по дымоудалению уходят в отдельное допсоглашение.</w:t>
       </w:r>
     </w:p>
     <w:tbl>
@@ -6512,13 +6512,13 @@
         <w:rPr>
           <w:b/>
         </w:rPr>
-        <w:t>Итоговая стоимость работ с учётом наших возражений — 20 390 492,30 ₽</w:t>
+        <w:t>Итоговая стоимость работ с учётом наших возражений – 20 390 492,30 ₽</w:t>
       </w:r>
       <w:r>
         <w:rPr>
           <w:b w:val="0"/>
         </w:rPr>
-        <w:t>, с дымоудалением — 21 418 972,30 ₽.</w:t>
+        <w:t>, с дымоудалением – 21 418 972,30 ₽.</w:t>
       </w:r>
     </w:p>
     <w:tbl>
@@ -6638,7 +6638,7 @@
                 <w:b w:val="0"/>
                 <w:sz w:val="20"/>
               </w:rPr>
-              <w:t>Новые работы (10 и 2 этажи, дополнительные работы) — в ДС № 2</w:t>
+              <w:t>Новые работы (10 и 2 этажи, дополнительные работы) – в ДС № 2</w:t>
             </w:r>
           </w:p>
         </w:tc>
@@ -6722,7 +6722,7 @@
                 <w:b w:val="0"/>
                 <w:sz w:val="20"/>
               </w:rPr>
-              <w:t>Дымоудаление (10 и 2 этажи) — отдельное допсоглашение</w:t>
+              <w:t>Дымоудаление (10 и 2 этажи) – отдельное допсоглашение</w:t>
             </w:r>
           </w:p>
         </w:tc>
@@ -6801,7 +6801,7 @@
         <w:rPr>
           <w:b w:val="0"/>
         </w:rPr>
-        <w:t>Для сравнения: Ваша редакция КП с учётом всех комментариев — 16 074 197,14 ₽, разница — 4 316 295,16 ₽. Исходное КП — 22 665 254,14 ₽.</w:t>
+        <w:t>Для сравнения: Ваша редакция КП с учётом всех комментариев – 16 074 197,14 ₽, разница – 4 316 295,16 ₽. Исходное КП – 22 665 254,14 ₽.</w:t>
       </w:r>
     </w:p>
     <w:p>
@@ -6814,7 +6814,7 @@
         <w:rPr>
           <w:b w:val="0"/>
         </w:rPr>
-        <w:t>Просим рассмотреть возражения и направить ответ до «___» __________ 2026 г. После согласования мы подготовим итоговую редакцию КП. Работы на 10 и 2 этажах и дополнительные работы предлагаем оформить Дополнительным соглашением № 2 к Договору. Если удобнее обсудить позиции на встрече, готовы подъехать в любой рабочий день.</w:t>
+        <w:t>Просим рассмотреть возражения и направить ответ. После согласования мы подготовим итоговую редакцию КП. Работы на 10 и 2 этажах и дополнительные работы предлагаем оформить Дополнительным соглашением № 2 к Договору. Если удобнее обсудить позиции на встрече, готовы подъехать в любой рабочий день.</w:t>
       </w:r>
     </w:p>
     <w:p>
